--- a/Gestor_de_Inventarios/tarifarios/Tarifario_Playeras_2026.docx
+++ b/Gestor_de_Inventarios/tarifarios/Tarifario_Playeras_2026.docx
@@ -68,7 +68,7 @@
                 <w:color w:val="9DC3E6"/>
                 <w:sz w:val="18"/>
               </w:rPr>
-              <w:t>Actualizado: Abril 2026</w:t>
+              <w:t>Actualizado: Julio 2026 · precios del sistema</w:t>
             </w:r>
           </w:p>
         </w:tc>
@@ -77,6 +77,367 @@
     <w:p>
       <w:pPr>
         <w:spacing w:before="0" w:after="120"/>
+      </w:pPr>
+    </w:p>
+    <w:tbl>
+      <w:tblPr>
+        <w:tblW w:type="auto" w:w="0"/>
+        <w:tblLook w:firstColumn="1" w:firstRow="1" w:lastColumn="0" w:lastRow="0" w:noHBand="0" w:noVBand="1" w:val="04A0"/>
+        <w:tblBorders>
+          <w:top w:val="none"/>
+          <w:left w:val="none"/>
+          <w:bottom w:val="none"/>
+          <w:right w:val="none"/>
+          <w:insideH w:val="none"/>
+          <w:insideV w:val="none"/>
+        </w:tblBorders>
+      </w:tblPr>
+      <w:tblGrid>
+        <w:gridCol w:w="15364"/>
+      </w:tblGrid>
+      <w:tr>
+        <w:tc>
+          <w:tcPr>
+            <w:tcW w:type="dxa" w:w="15364"/>
+            <w:shd w:val="clear" w:color="auto" w:fill="B52020"/>
+            <w:tcMar>
+              <w:top w:w="80" w:type="dxa"/>
+              <w:bottom w:w="80" w:type="dxa"/>
+              <w:left w:w="180" w:type="dxa"/>
+              <w:right w:w="180" w:type="dxa"/>
+            </w:tcMar>
+          </w:tcPr>
+          <w:p>
+            <w:pPr>
+              <w:spacing w:before="0" w:after="0"/>
+              <w:jc w:val="left"/>
+            </w:pPr>
+            <w:r>
+              <w:rPr>
+                <w:b/>
+                <w:color w:val="FFFFFF"/>
+                <w:sz w:val="22"/>
+              </w:rPr>
+              <w:t>Excepciones activas</w:t>
+            </w:r>
+          </w:p>
+        </w:tc>
+      </w:tr>
+    </w:tbl>
+    <w:p>
+      <w:pPr>
+        <w:spacing w:before="0" w:after="40"/>
+      </w:pPr>
+    </w:p>
+    <w:tbl>
+      <w:tblPr>
+        <w:tblW w:type="auto" w:w="0"/>
+        <w:tblLook w:firstColumn="1" w:firstRow="1" w:lastColumn="0" w:lastRow="0" w:noHBand="0" w:noVBand="1" w:val="04A0"/>
+        <w:jc w:val="center"/>
+        <w:tblBorders>
+          <w:top w:val="none"/>
+          <w:left w:val="none"/>
+          <w:bottom w:val="none"/>
+          <w:right w:val="none"/>
+          <w:insideH w:val="none"/>
+          <w:insideV w:val="none"/>
+        </w:tblBorders>
+      </w:tblPr>
+      <w:tblGrid>
+        <w:gridCol w:w="15364"/>
+      </w:tblGrid>
+      <w:tr>
+        <w:tc>
+          <w:tcPr>
+            <w:tcW w:type="dxa" w:w="15364"/>
+            <w:tcMar>
+              <w:top w:w="0" w:type="dxa"/>
+              <w:bottom w:w="0" w:type="dxa"/>
+              <w:left w:w="60" w:type="dxa"/>
+              <w:right w:w="60" w:type="dxa"/>
+            </w:tcMar>
+          </w:tcPr>
+          <w:p/>
+          <w:tbl>
+            <w:tblPr>
+              <w:tblW w:type="auto" w:w="0"/>
+              <w:tblLook w:firstColumn="1" w:firstRow="1" w:lastColumn="0" w:lastRow="0" w:noHBand="0" w:noVBand="1" w:val="04A0"/>
+              <w:tblBorders>
+                <w:top w:val="none"/>
+                <w:left w:val="none"/>
+                <w:bottom w:val="none"/>
+                <w:right w:val="none"/>
+                <w:insideH w:val="none"/>
+                <w:insideV w:val="none"/>
+              </w:tblBorders>
+            </w:tblPr>
+            <w:tblGrid>
+              <w:gridCol w:w="15364"/>
+            </w:tblGrid>
+            <w:tr>
+              <w:tc>
+                <w:tcPr>
+                  <w:tcW w:type="dxa" w:w="15364"/>
+                  <w:shd w:val="clear" w:color="auto" w:fill="B52020"/>
+                  <w:tcMar>
+                    <w:top w:w="70" w:type="dxa"/>
+                    <w:bottom w:w="70" w:type="dxa"/>
+                    <w:left w:w="140" w:type="dxa"/>
+                    <w:right w:w="140" w:type="dxa"/>
+                  </w:tcMar>
+                </w:tcPr>
+                <w:p>
+                  <w:pPr>
+                    <w:spacing w:before="0" w:after="0"/>
+                    <w:jc w:val="left"/>
+                  </w:pPr>
+                  <w:r>
+                    <w:rPr>
+                      <w:b/>
+                      <w:color w:val="FFFFFF"/>
+                      <w:sz w:val="20"/>
+                    </w:rPr>
+                    <w:t>Primaria</w:t>
+                  </w:r>
+                </w:p>
+              </w:tc>
+            </w:tr>
+          </w:tbl>
+          <w:p/>
+          <w:tbl>
+            <w:tblPr>
+              <w:tblStyle w:val="TableGrid"/>
+              <w:tblW w:type="auto" w:w="0"/>
+              <w:tblLook w:firstColumn="1" w:firstRow="1" w:lastColumn="0" w:lastRow="0" w:noHBand="0" w:noVBand="1" w:val="04A0"/>
+            </w:tblPr>
+            <w:tblGrid>
+              <w:gridCol w:w="5121"/>
+              <w:gridCol w:w="5121"/>
+              <w:gridCol w:w="5121"/>
+            </w:tblGrid>
+            <w:tr>
+              <w:tc>
+                <w:tcPr>
+                  <w:tcW w:type="dxa" w:w="5121"/>
+                  <w:shd w:val="clear" w:color="auto" w:fill="FCE8E8"/>
+                  <w:tcMar>
+                    <w:top w:w="50" w:type="dxa"/>
+                    <w:bottom w:w="50" w:type="dxa"/>
+                    <w:left w:w="100" w:type="dxa"/>
+                    <w:right w:w="100" w:type="dxa"/>
+                  </w:tcMar>
+                </w:tcPr>
+                <w:p>
+                  <w:pPr>
+                    <w:spacing w:before="0" w:after="0"/>
+                    <w:jc w:val="left"/>
+                  </w:pPr>
+                  <w:r>
+                    <w:rPr>
+                      <w:b/>
+                      <w:color w:val="B52020"/>
+                      <w:sz w:val="17"/>
+                    </w:rPr>
+                    <w:t>Escuela / Producto</w:t>
+                  </w:r>
+                </w:p>
+              </w:tc>
+              <w:tc>
+                <w:tcPr>
+                  <w:tcW w:type="dxa" w:w="5121"/>
+                  <w:shd w:val="clear" w:color="auto" w:fill="FCE8E8"/>
+                  <w:tcMar>
+                    <w:top w:w="50" w:type="dxa"/>
+                    <w:bottom w:w="50" w:type="dxa"/>
+                    <w:left w:w="100" w:type="dxa"/>
+                    <w:right w:w="100" w:type="dxa"/>
+                  </w:tcMar>
+                </w:tcPr>
+                <w:p>
+                  <w:pPr>
+                    <w:spacing w:before="0" w:after="0"/>
+                    <w:jc w:val="right"/>
+                  </w:pPr>
+                  <w:r>
+                    <w:rPr>
+                      <w:b/>
+                      <w:color w:val="B52020"/>
+                      <w:sz w:val="17"/>
+                    </w:rPr>
+                    <w:t>Tallas</w:t>
+                  </w:r>
+                </w:p>
+              </w:tc>
+              <w:tc>
+                <w:tcPr>
+                  <w:tcW w:type="dxa" w:w="5121"/>
+                  <w:shd w:val="clear" w:color="auto" w:fill="FCE8E8"/>
+                  <w:tcMar>
+                    <w:top w:w="50" w:type="dxa"/>
+                    <w:bottom w:w="50" w:type="dxa"/>
+                    <w:left w:w="100" w:type="dxa"/>
+                    <w:right w:w="100" w:type="dxa"/>
+                  </w:tcMar>
+                </w:tcPr>
+                <w:p>
+                  <w:pPr>
+                    <w:spacing w:before="0" w:after="0"/>
+                    <w:jc w:val="right"/>
+                  </w:pPr>
+                  <w:r>
+                    <w:rPr>
+                      <w:b/>
+                      <w:color w:val="B52020"/>
+                      <w:sz w:val="17"/>
+                    </w:rPr>
+                    <w:t>Precio</w:t>
+                  </w:r>
+                </w:p>
+              </w:tc>
+            </w:tr>
+            <w:tr>
+              <w:tc>
+                <w:tcPr>
+                  <w:tcW w:type="dxa" w:w="5121"/>
+                  <w:shd w:val="clear" w:color="auto" w:fill="FFFFFF"/>
+                  <w:tcMar>
+                    <w:top w:w="48" w:type="dxa"/>
+                    <w:bottom w:w="48" w:type="dxa"/>
+                    <w:left w:w="100" w:type="dxa"/>
+                    <w:right w:w="100" w:type="dxa"/>
+                  </w:tcMar>
+                </w:tcPr>
+                <w:p>
+                  <w:pPr>
+                    <w:spacing w:before="0" w:after="0"/>
+                    <w:jc w:val="left"/>
+                  </w:pPr>
+                  <w:r>
+                    <w:rPr>
+                      <w:b w:val="0"/>
+                      <w:color w:val="1A1A2E"/>
+                      <w:sz w:val="18"/>
+                    </w:rPr>
+                    <w:t>Colegio Motolinea</w:t>
+                  </w:r>
+                </w:p>
+              </w:tc>
+              <w:tc>
+                <w:tcPr>
+                  <w:tcW w:type="dxa" w:w="5121"/>
+                  <w:shd w:val="clear" w:color="auto" w:fill="FFFFFF"/>
+                  <w:tcMar>
+                    <w:top w:w="48" w:type="dxa"/>
+                    <w:bottom w:w="48" w:type="dxa"/>
+                    <w:left w:w="100" w:type="dxa"/>
+                    <w:right w:w="100" w:type="dxa"/>
+                  </w:tcMar>
+                </w:tcPr>
+                <w:p>
+                  <w:pPr>
+                    <w:spacing w:before="0" w:after="0"/>
+                    <w:jc w:val="right"/>
+                  </w:pPr>
+                  <w:r>
+                    <w:rPr>
+                      <w:b/>
+                      <w:color w:val="1E3A6E"/>
+                      <w:sz w:val="18"/>
+                    </w:rPr>
+                    <w:t>2, 4, 6, 8, 10, 12, 14, 16, CH, MD, GD</w:t>
+                  </w:r>
+                </w:p>
+              </w:tc>
+              <w:tc>
+                <w:tcPr>
+                  <w:tcW w:type="dxa" w:w="5121"/>
+                  <w:shd w:val="clear" w:color="auto" w:fill="FFFFFF"/>
+                  <w:tcMar>
+                    <w:top w:w="48" w:type="dxa"/>
+                    <w:bottom w:w="48" w:type="dxa"/>
+                    <w:left w:w="100" w:type="dxa"/>
+                    <w:right w:w="100" w:type="dxa"/>
+                  </w:tcMar>
+                </w:tcPr>
+                <w:p>
+                  <w:pPr>
+                    <w:spacing w:before="0" w:after="0"/>
+                    <w:jc w:val="right"/>
+                  </w:pPr>
+                  <w:r>
+                    <w:rPr>
+                      <w:b/>
+                      <w:color w:val="1E3A6E"/>
+                      <w:sz w:val="18"/>
+                    </w:rPr>
+                    <w:t>$235</w:t>
+                  </w:r>
+                </w:p>
+              </w:tc>
+            </w:tr>
+          </w:tbl>
+          <w:p/>
+          <w:p>
+            <w:pPr>
+              <w:spacing w:before="0" w:after="80"/>
+            </w:pPr>
+          </w:p>
+        </w:tc>
+      </w:tr>
+    </w:tbl>
+    <w:p>
+      <w:pPr>
+        <w:spacing w:before="0" w:after="120"/>
+      </w:pPr>
+    </w:p>
+    <w:tbl>
+      <w:tblPr>
+        <w:tblW w:type="auto" w:w="0"/>
+        <w:tblLook w:firstColumn="1" w:firstRow="1" w:lastColumn="0" w:lastRow="0" w:noHBand="0" w:noVBand="1" w:val="04A0"/>
+        <w:tblBorders>
+          <w:top w:val="none"/>
+          <w:left w:val="none"/>
+          <w:bottom w:val="none"/>
+          <w:right w:val="none"/>
+          <w:insideH w:val="none"/>
+          <w:insideV w:val="none"/>
+        </w:tblBorders>
+      </w:tblPr>
+      <w:tblGrid>
+        <w:gridCol w:w="15364"/>
+      </w:tblGrid>
+      <w:tr>
+        <w:tc>
+          <w:tcPr>
+            <w:tcW w:type="dxa" w:w="15364"/>
+            <w:shd w:val="clear" w:color="auto" w:fill="C05A00"/>
+            <w:tcMar>
+              <w:top w:w="80" w:type="dxa"/>
+              <w:bottom w:w="80" w:type="dxa"/>
+              <w:left w:w="180" w:type="dxa"/>
+              <w:right w:w="180" w:type="dxa"/>
+            </w:tcMar>
+          </w:tcPr>
+          <w:p>
+            <w:pPr>
+              <w:spacing w:before="0" w:after="0"/>
+              <w:jc w:val="left"/>
+            </w:pPr>
+            <w:r>
+              <w:rPr>
+                <w:b/>
+                <w:color w:val="FFFFFF"/>
+                <w:sz w:val="22"/>
+              </w:rPr>
+              <w:t>Deportivo por nivel</w:t>
+            </w:r>
+          </w:p>
+        </w:tc>
+      </w:tr>
+    </w:tbl>
+    <w:p>
+      <w:pPr>
+        <w:spacing w:before="0" w:after="40"/>
       </w:pPr>
     </w:p>
     <w:tbl>
@@ -275,114 +636,6 @@
                 </w:p>
               </w:tc>
             </w:tr>
-            <w:tr>
-              <w:tc>
-                <w:tcPr>
-                  <w:tcW w:type="dxa" w:w="1920"/>
-                  <w:shd w:val="clear" w:color="auto" w:fill="EDF4FC"/>
-                  <w:tcMar>
-                    <w:top w:w="48" w:type="dxa"/>
-                    <w:bottom w:w="48" w:type="dxa"/>
-                    <w:left w:w="100" w:type="dxa"/>
-                    <w:right w:w="100" w:type="dxa"/>
-                  </w:tcMar>
-                </w:tcPr>
-                <w:p>
-                  <w:pPr>
-                    <w:spacing w:before="0" w:after="0"/>
-                    <w:jc w:val="left"/>
-                  </w:pPr>
-                  <w:r>
-                    <w:rPr>
-                      <w:b w:val="0"/>
-                      <w:color w:val="1A1A2E"/>
-                      <w:sz w:val="18"/>
-                    </w:rPr>
-                    <w:t>12, 14, 16</w:t>
-                  </w:r>
-                </w:p>
-              </w:tc>
-              <w:tc>
-                <w:tcPr>
-                  <w:tcW w:type="dxa" w:w="1920"/>
-                  <w:shd w:val="clear" w:color="auto" w:fill="EDF4FC"/>
-                  <w:tcMar>
-                    <w:top w:w="48" w:type="dxa"/>
-                    <w:bottom w:w="48" w:type="dxa"/>
-                    <w:left w:w="100" w:type="dxa"/>
-                    <w:right w:w="100" w:type="dxa"/>
-                  </w:tcMar>
-                </w:tcPr>
-                <w:p>
-                  <w:pPr>
-                    <w:spacing w:before="0" w:after="0"/>
-                    <w:jc w:val="right"/>
-                  </w:pPr>
-                  <w:r>
-                    <w:rPr>
-                      <w:b/>
-                      <w:color w:val="1E3A6E"/>
-                      <w:sz w:val="18"/>
-                    </w:rPr>
-                    <w:t>$199</w:t>
-                  </w:r>
-                </w:p>
-              </w:tc>
-            </w:tr>
-            <w:tr>
-              <w:tc>
-                <w:tcPr>
-                  <w:tcW w:type="dxa" w:w="1920"/>
-                  <w:shd w:val="clear" w:color="auto" w:fill="FFFFFF"/>
-                  <w:tcMar>
-                    <w:top w:w="48" w:type="dxa"/>
-                    <w:bottom w:w="48" w:type="dxa"/>
-                    <w:left w:w="100" w:type="dxa"/>
-                    <w:right w:w="100" w:type="dxa"/>
-                  </w:tcMar>
-                </w:tcPr>
-                <w:p>
-                  <w:pPr>
-                    <w:spacing w:before="0" w:after="0"/>
-                    <w:jc w:val="left"/>
-                  </w:pPr>
-                  <w:r>
-                    <w:rPr>
-                      <w:b w:val="0"/>
-                      <w:color w:val="1A1A2E"/>
-                      <w:sz w:val="18"/>
-                    </w:rPr>
-                    <w:t>CH, MD, GD, EXG</w:t>
-                  </w:r>
-                </w:p>
-              </w:tc>
-              <w:tc>
-                <w:tcPr>
-                  <w:tcW w:type="dxa" w:w="1920"/>
-                  <w:shd w:val="clear" w:color="auto" w:fill="FFFFFF"/>
-                  <w:tcMar>
-                    <w:top w:w="48" w:type="dxa"/>
-                    <w:bottom w:w="48" w:type="dxa"/>
-                    <w:left w:w="100" w:type="dxa"/>
-                    <w:right w:w="100" w:type="dxa"/>
-                  </w:tcMar>
-                </w:tcPr>
-                <w:p>
-                  <w:pPr>
-                    <w:spacing w:before="0" w:after="0"/>
-                    <w:jc w:val="right"/>
-                  </w:pPr>
-                  <w:r>
-                    <w:rPr>
-                      <w:b/>
-                      <w:color w:val="1E3A6E"/>
-                      <w:sz w:val="18"/>
-                    </w:rPr>
-                    <w:t>$219</w:t>
-                  </w:r>
-                </w:p>
-              </w:tc>
-            </w:tr>
           </w:tbl>
           <w:p/>
           <w:p>
@@ -535,7 +788,7 @@
                       <w:color w:val="1A1A2E"/>
                       <w:sz w:val="18"/>
                     </w:rPr>
-                    <w:t>4, 6, 8, 10</w:t>
+                    <w:t>4, 6, 8, 10, 18</w:t>
                   </w:r>
                 </w:p>
               </w:tc>
@@ -643,7 +896,7 @@
                       <w:color w:val="1A1A2E"/>
                       <w:sz w:val="18"/>
                     </w:rPr>
-                    <w:t>CH, MD, GD, EXG</w:t>
+                    <w:t>30</w:t>
                   </w:r>
                 </w:p>
               </w:tc>
@@ -669,7 +922,169 @@
                       <w:color w:val="1E3A6E"/>
                       <w:sz w:val="18"/>
                     </w:rPr>
+                    <w:t>$215</w:t>
+                  </w:r>
+                </w:p>
+              </w:tc>
+            </w:tr>
+            <w:tr>
+              <w:tc>
+                <w:tcPr>
+                  <w:tcW w:type="dxa" w:w="1920"/>
+                  <w:shd w:val="clear" w:color="auto" w:fill="EDF4FC"/>
+                  <w:tcMar>
+                    <w:top w:w="48" w:type="dxa"/>
+                    <w:bottom w:w="48" w:type="dxa"/>
+                    <w:left w:w="100" w:type="dxa"/>
+                    <w:right w:w="100" w:type="dxa"/>
+                  </w:tcMar>
+                </w:tcPr>
+                <w:p>
+                  <w:pPr>
+                    <w:spacing w:before="0" w:after="0"/>
+                    <w:jc w:val="left"/>
+                  </w:pPr>
+                  <w:r>
+                    <w:rPr>
+                      <w:b w:val="0"/>
+                      <w:color w:val="1A1A2E"/>
+                      <w:sz w:val="18"/>
+                    </w:rPr>
+                    <w:t>CH, EXG</w:t>
+                  </w:r>
+                </w:p>
+              </w:tc>
+              <w:tc>
+                <w:tcPr>
+                  <w:tcW w:type="dxa" w:w="1920"/>
+                  <w:shd w:val="clear" w:color="auto" w:fill="EDF4FC"/>
+                  <w:tcMar>
+                    <w:top w:w="48" w:type="dxa"/>
+                    <w:bottom w:w="48" w:type="dxa"/>
+                    <w:left w:w="100" w:type="dxa"/>
+                    <w:right w:w="100" w:type="dxa"/>
+                  </w:tcMar>
+                </w:tcPr>
+                <w:p>
+                  <w:pPr>
+                    <w:spacing w:before="0" w:after="0"/>
+                    <w:jc w:val="right"/>
+                  </w:pPr>
+                  <w:r>
+                    <w:rPr>
+                      <w:b/>
+                      <w:color w:val="1E3A6E"/>
+                      <w:sz w:val="18"/>
+                    </w:rPr>
                     <w:t>$219</w:t>
+                  </w:r>
+                </w:p>
+              </w:tc>
+            </w:tr>
+            <w:tr>
+              <w:tc>
+                <w:tcPr>
+                  <w:tcW w:type="dxa" w:w="1920"/>
+                  <w:shd w:val="clear" w:color="auto" w:fill="FFFFFF"/>
+                  <w:tcMar>
+                    <w:top w:w="48" w:type="dxa"/>
+                    <w:bottom w:w="48" w:type="dxa"/>
+                    <w:left w:w="100" w:type="dxa"/>
+                    <w:right w:w="100" w:type="dxa"/>
+                  </w:tcMar>
+                </w:tcPr>
+                <w:p>
+                  <w:pPr>
+                    <w:spacing w:before="0" w:after="0"/>
+                    <w:jc w:val="left"/>
+                  </w:pPr>
+                  <w:r>
+                    <w:rPr>
+                      <w:b w:val="0"/>
+                      <w:color w:val="1A1A2E"/>
+                      <w:sz w:val="18"/>
+                    </w:rPr>
+                    <w:t>MD</w:t>
+                  </w:r>
+                </w:p>
+              </w:tc>
+              <w:tc>
+                <w:tcPr>
+                  <w:tcW w:type="dxa" w:w="1920"/>
+                  <w:shd w:val="clear" w:color="auto" w:fill="FFFFFF"/>
+                  <w:tcMar>
+                    <w:top w:w="48" w:type="dxa"/>
+                    <w:bottom w:w="48" w:type="dxa"/>
+                    <w:left w:w="100" w:type="dxa"/>
+                    <w:right w:w="100" w:type="dxa"/>
+                  </w:tcMar>
+                </w:tcPr>
+                <w:p>
+                  <w:pPr>
+                    <w:spacing w:before="0" w:after="0"/>
+                    <w:jc w:val="right"/>
+                  </w:pPr>
+                  <w:r>
+                    <w:rPr>
+                      <w:b/>
+                      <w:color w:val="1E3A6E"/>
+                      <w:sz w:val="18"/>
+                    </w:rPr>
+                    <w:t>$225</w:t>
+                  </w:r>
+                </w:p>
+              </w:tc>
+            </w:tr>
+            <w:tr>
+              <w:tc>
+                <w:tcPr>
+                  <w:tcW w:type="dxa" w:w="1920"/>
+                  <w:shd w:val="clear" w:color="auto" w:fill="EDF4FC"/>
+                  <w:tcMar>
+                    <w:top w:w="48" w:type="dxa"/>
+                    <w:bottom w:w="48" w:type="dxa"/>
+                    <w:left w:w="100" w:type="dxa"/>
+                    <w:right w:w="100" w:type="dxa"/>
+                  </w:tcMar>
+                </w:tcPr>
+                <w:p>
+                  <w:pPr>
+                    <w:spacing w:before="0" w:after="0"/>
+                    <w:jc w:val="left"/>
+                  </w:pPr>
+                  <w:r>
+                    <w:rPr>
+                      <w:b w:val="0"/>
+                      <w:color w:val="1A1A2E"/>
+                      <w:sz w:val="18"/>
+                    </w:rPr>
+                    <w:t>GD</w:t>
+                  </w:r>
+                </w:p>
+              </w:tc>
+              <w:tc>
+                <w:tcPr>
+                  <w:tcW w:type="dxa" w:w="1920"/>
+                  <w:shd w:val="clear" w:color="auto" w:fill="EDF4FC"/>
+                  <w:tcMar>
+                    <w:top w:w="48" w:type="dxa"/>
+                    <w:bottom w:w="48" w:type="dxa"/>
+                    <w:left w:w="100" w:type="dxa"/>
+                    <w:right w:w="100" w:type="dxa"/>
+                  </w:tcMar>
+                </w:tcPr>
+                <w:p>
+                  <w:pPr>
+                    <w:spacing w:before="0" w:after="0"/>
+                    <w:jc w:val="right"/>
+                  </w:pPr>
+                  <w:r>
+                    <w:rPr>
+                      <w:b/>
+                      <w:color w:val="1E3A6E"/>
+                      <w:sz w:val="18"/>
+                    </w:rPr>
+                    <w:t>$235</w:t>
                   </w:r>
                 </w:p>
               </w:tc>
@@ -826,7 +1241,7 @@
                       <w:color w:val="1A1A2E"/>
                       <w:sz w:val="18"/>
                     </w:rPr>
-                    <w:t>12, 14, 16</w:t>
+                    <w:t>10, 12, 14, 16, 18, 32</w:t>
                   </w:r>
                 </w:p>
               </w:tc>
@@ -1163,19 +1578,6 @@
         <w:spacing w:before="0" w:after="120"/>
       </w:pPr>
     </w:p>
-    <w:p>
-      <w:pPr>
-        <w:spacing w:before="0" w:after="40"/>
-      </w:pPr>
-      <w:r>
-        <w:rPr>
-          <w:i/>
-          <w:color w:val="666666"/>
-          <w:sz w:val="17"/>
-        </w:rPr>
-        <w:t xml:space="preserve">  Si una playera ya tiene precio mayor marcado, se respeta.</w:t>
-      </w:r>
-    </w:p>
     <w:sectPr>
       <w:pgSz w:w="16838" w:h="11906" w:orient="landscape"/>
       <w:pgMar w:top="680" w:right="737" w:bottom="567" w:left="737" w:header="720" w:footer="720" w:gutter="0"/>
